--- a/01. UML/01. ERS/ERS_SOA_JAVA_SINBDD_GR01.docx
+++ b/01. UML/01. ERS/ERS_SOA_JAVA_SINBDD_GR01.docx
@@ -9156,7 +9156,6 @@
       <w:r/>
       <w:bookmarkStart w:id="1" w:name="_bookmark0"/>
       <w:r/>
-      <w:r/>
       <w:bookmarkEnd w:id="1"/>
       <w:r>
         <w:t xml:space="preserve">CASO DE </w:t>
@@ -9174,7 +9173,7 @@
         <w:rPr/>
       </w:pPr>
       <w:r>
-        <w:t xml:space="preserve">Se desea desarrollar una aplicación denominada "Convertidor de Unidades" que permita a los usuarios realizar conversiones de magnitudes físicas (longitud, peso, volumen, tiempo, temperatura, </w:t>
+        <w:t xml:space="preserve">Se desea desarrollar una aplicación denominada "Convertidor de Unidades" que permita a los usuarios realizar conversiones de magnitudes físicas (longitud, peso, volumen, temperatura, </w:t>
       </w:r>
       <w:r>
         <w:t xml:space="preserve">área) en</w:t>
@@ -9262,7 +9261,7 @@
         <w:rPr/>
       </w:pPr>
       <w:r>
-        <w:t xml:space="preserve">Catálogo de Unidades: El sistema mantiene un catálogo organizado de categorías (longitud, peso, volumen, tiempo, temperatura, área) y para cada categoría, un conjunto de unidades con su factor de conversión a una unidad base</w:t>
+        <w:t xml:space="preserve">Catálogo de Unidades: El sistema mantiene un catálogo organizado de categorías (longitud, peso, volumen, temperatura, área) y para cada categoría, un conjunto de unidades con su factor de conversión a una unidad base</w:t>
       </w:r>
       <w:r>
         <w:t xml:space="preserve">.</w:t>
@@ -12403,6 +12402,7 @@
       <w:r>
         <w:rPr>
           <w:rFonts w:cs="Calibri"/>
+          <w:highlight w:val="none"/>
         </w:rPr>
       </w:r>
       <w:r>
@@ -12430,7 +12430,6 @@
       <w:r>
         <w:rPr>
           <w:rFonts w:cs="Calibri"/>
-          <w:highlight w:val="none"/>
         </w:rPr>
       </w:r>
       <w:r>
@@ -12497,6 +12496,7 @@
       <w:r>
         <w:rPr>
           <w:rFonts w:cs="Calibri"/>
+          <w:highlight w:val="none"/>
         </w:rPr>
       </w:r>
       <w:r>
@@ -12524,7 +12524,6 @@
       <w:r>
         <w:rPr>
           <w:rFonts w:cs="Calibri"/>
-          <w:highlight w:val="none"/>
         </w:rPr>
       </w:r>
       <w:r>
@@ -12844,7 +12843,6 @@
       </w:pPr>
       <w:r/>
       <w:bookmarkStart w:id="36" w:name="_Toc83812939"/>
-      <w:r/>
       <w:r>
         <mc:AlternateContent>
           <mc:Choice Requires="wpg">
@@ -12917,7 +12915,6 @@
           </mc:Fallback>
         </mc:AlternateContent>
       </w:r>
-      <w:r/>
       <w:r>
         <w:t xml:space="preserve">Ilustración </w:t>
       </w:r>
@@ -16579,6 +16576,7 @@
         <w:rPr>
           <w:b w:val="0"/>
           <w:bCs w:val="0"/>
+          <w14:ligatures w14:val="none"/>
         </w:rPr>
       </w:r>
       <w:r>
@@ -16616,7 +16614,7 @@
         <w:rPr>
           <w:b w:val="0"/>
           <w:bCs w:val="0"/>
-          <w:highlight w:val="none"/>
+          <w14:ligatures w14:val="none"/>
         </w:rPr>
       </w:r>
       <w:r>
@@ -17011,7 +17009,11 @@
             <w:r>
               <w:t xml:space="preserve">OBJ-002</w:t>
             </w:r>
-            <w:r/>
+            <w:r>
+              <w:rPr>
+                <w14:ligatures w14:val="none"/>
+              </w:rPr>
+            </w:r>
             <w:r>
               <w:rPr>
                 <w14:ligatures w14:val="none"/>
@@ -17036,7 +17038,11 @@
             <w:r>
               <w:t xml:space="preserve">Realizar conversiones</w:t>
             </w:r>
-            <w:r/>
+            <w:r>
+              <w:rPr>
+                <w14:ligatures w14:val="none"/>
+              </w:rPr>
+            </w:r>
             <w:r>
               <w:rPr>
                 <w14:ligatures w14:val="none"/>
@@ -17064,7 +17070,11 @@
             <w:r>
               <w:t xml:space="preserve">Descripción</w:t>
             </w:r>
-            <w:r/>
+            <w:r>
+              <w:rPr>
+                <w14:ligatures w14:val="none"/>
+              </w:rPr>
+            </w:r>
             <w:r>
               <w:rPr>
                 <w14:ligatures w14:val="none"/>
@@ -17089,7 +17099,11 @@
             <w:r>
               <w:t xml:space="preserve">Recibir una petición con una unidad de origen, una de destino y un valor numérico, para transformarlo entre medidas de longitud, masa y temperatura. </w:t>
             </w:r>
-            <w:r/>
+            <w:r>
+              <w:rPr>
+                <w14:ligatures w14:val="none"/>
+              </w:rPr>
+            </w:r>
             <w:r>
               <w:rPr>
                 <w14:ligatures w14:val="none"/>
@@ -17117,7 +17131,11 @@
             <w:r>
               <w:t xml:space="preserve">Importancia </w:t>
             </w:r>
-            <w:r/>
+            <w:r>
+              <w:rPr>
+                <w14:ligatures w14:val="none"/>
+              </w:rPr>
+            </w:r>
             <w:r>
               <w:rPr>
                 <w14:ligatures w14:val="none"/>
@@ -17142,7 +17160,11 @@
             <w:r>
               <w:t xml:space="preserve">Alta</w:t>
             </w:r>
-            <w:r/>
+            <w:r>
+              <w:rPr>
+                <w14:ligatures w14:val="none"/>
+              </w:rPr>
+            </w:r>
             <w:r>
               <w:rPr>
                 <w14:ligatures w14:val="none"/>
@@ -17170,7 +17192,11 @@
             <w:r>
               <w:t xml:space="preserve">Comentarios</w:t>
             </w:r>
-            <w:r/>
+            <w:r>
+              <w:rPr>
+                <w14:ligatures w14:val="none"/>
+              </w:rPr>
+            </w:r>
             <w:r>
               <w:rPr>
                 <w14:ligatures w14:val="none"/>
@@ -17195,7 +17221,11 @@
             <w:r>
               <w:t xml:space="preserve">La operación se ejecutará si la petición del cliente incluye el token de seguridad. </w:t>
             </w:r>
-            <w:r/>
+            <w:r>
+              <w:rPr>
+                <w14:ligatures w14:val="none"/>
+              </w:rPr>
+            </w:r>
             <w:r>
               <w:rPr>
                 <w14:ligatures w14:val="none"/>
